--- a/units/u36/Maths_S3_YearB_Unit36_SOLO_Full_Program.docx
+++ b/units/u36/Maths_S3_YearB_Unit36_SOLO_Full_Program.docx
@@ -2952,6 +2952,20 @@
               <w:t xml:space="preserve">MA3-RQF-02</w:t>
             </w:r>
           </w:p>
+          <w:p>
+            <w:pPr>
+              <w:spacing w:before="20" w:after="0"/>
+            </w:pPr>
+            <w:r>
+              <w:rPr>
+                <w:color w:val="444444"/>
+                <w:sz w:val="13"/>
+                <w:szCs w:val="13"/>
+                <w:rFonts w:ascii="Arial" w:cs="Arial" w:eastAsia="Arial" w:hAnsi="Arial"/>
+              </w:rPr>
+              <w:t xml:space="preserve">Year A</w:t>
+            </w:r>
+          </w:p>
         </w:tc>
         <w:tc>
           <w:tcPr>
@@ -3181,6 +3195,20 @@
               <w:t xml:space="preserve">MA3-RN-03</w:t>
             </w:r>
           </w:p>
+          <w:p>
+            <w:pPr>
+              <w:spacing w:before="20" w:after="0"/>
+            </w:pPr>
+            <w:r>
+              <w:rPr>
+                <w:color w:val="444444"/>
+                <w:sz w:val="13"/>
+                <w:szCs w:val="13"/>
+                <w:rFonts w:ascii="Arial" w:cs="Arial" w:eastAsia="Arial" w:hAnsi="Arial"/>
+              </w:rPr>
+              <w:t xml:space="preserve">Year B</w:t>
+            </w:r>
+          </w:p>
         </w:tc>
         <w:tc>
           <w:tcPr>
@@ -3410,6 +3438,20 @@
               <w:t xml:space="preserve">MA3-RQF-02 / MA3-RN-03</w:t>
             </w:r>
           </w:p>
+          <w:p>
+            <w:pPr>
+              <w:spacing w:before="20" w:after="0"/>
+            </w:pPr>
+            <w:r>
+              <w:rPr>
+                <w:color w:val="444444"/>
+                <w:sz w:val="13"/>
+                <w:szCs w:val="13"/>
+                <w:rFonts w:ascii="Arial" w:cs="Arial" w:eastAsia="Arial" w:hAnsi="Arial"/>
+              </w:rPr>
+              <w:t xml:space="preserve">Year B</w:t>
+            </w:r>
+          </w:p>
         </w:tc>
         <w:tc>
           <w:tcPr>
@@ -3639,6 +3681,20 @@
               <w:t xml:space="preserve">MA3-RQF-02</w:t>
             </w:r>
           </w:p>
+          <w:p>
+            <w:pPr>
+              <w:spacing w:before="20" w:after="0"/>
+            </w:pPr>
+            <w:r>
+              <w:rPr>
+                <w:color w:val="444444"/>
+                <w:sz w:val="13"/>
+                <w:szCs w:val="13"/>
+                <w:rFonts w:ascii="Arial" w:cs="Arial" w:eastAsia="Arial" w:hAnsi="Arial"/>
+              </w:rPr>
+              <w:t xml:space="preserve">Year A</w:t>
+            </w:r>
+          </w:p>
         </w:tc>
         <w:tc>
           <w:tcPr>
@@ -3868,6 +3924,20 @@
               <w:t xml:space="preserve">MA3-RQF-02</w:t>
             </w:r>
           </w:p>
+          <w:p>
+            <w:pPr>
+              <w:spacing w:before="20" w:after="0"/>
+            </w:pPr>
+            <w:r>
+              <w:rPr>
+                <w:color w:val="444444"/>
+                <w:sz w:val="13"/>
+                <w:szCs w:val="13"/>
+                <w:rFonts w:ascii="Arial" w:cs="Arial" w:eastAsia="Arial" w:hAnsi="Arial"/>
+              </w:rPr>
+              <w:t xml:space="preserve">Year B</w:t>
+            </w:r>
+          </w:p>
         </w:tc>
         <w:tc>
           <w:tcPr>
@@ -4097,6 +4167,20 @@
               <w:t xml:space="preserve">MA3-RQF-01</w:t>
             </w:r>
           </w:p>
+          <w:p>
+            <w:pPr>
+              <w:spacing w:before="20" w:after="0"/>
+            </w:pPr>
+            <w:r>
+              <w:rPr>
+                <w:color w:val="444444"/>
+                <w:sz w:val="13"/>
+                <w:szCs w:val="13"/>
+                <w:rFonts w:ascii="Arial" w:cs="Arial" w:eastAsia="Arial" w:hAnsi="Arial"/>
+              </w:rPr>
+              <w:t xml:space="preserve">Year B</w:t>
+            </w:r>
+          </w:p>
         </w:tc>
         <w:tc>
           <w:tcPr>
@@ -4326,6 +4410,20 @@
               <w:t xml:space="preserve">MA3-RQF-01</w:t>
             </w:r>
           </w:p>
+          <w:p>
+            <w:pPr>
+              <w:spacing w:before="20" w:after="0"/>
+            </w:pPr>
+            <w:r>
+              <w:rPr>
+                <w:color w:val="444444"/>
+                <w:sz w:val="13"/>
+                <w:szCs w:val="13"/>
+                <w:rFonts w:ascii="Arial" w:cs="Arial" w:eastAsia="Arial" w:hAnsi="Arial"/>
+              </w:rPr>
+              <w:t xml:space="preserve">Year B</w:t>
+            </w:r>
+          </w:p>
         </w:tc>
         <w:tc>
           <w:tcPr>
@@ -4555,6 +4653,20 @@
               <w:t xml:space="preserve">MA3-RQF-02</w:t>
             </w:r>
           </w:p>
+          <w:p>
+            <w:pPr>
+              <w:spacing w:before="20" w:after="0"/>
+            </w:pPr>
+            <w:r>
+              <w:rPr>
+                <w:color w:val="444444"/>
+                <w:sz w:val="13"/>
+                <w:szCs w:val="13"/>
+                <w:rFonts w:ascii="Arial" w:cs="Arial" w:eastAsia="Arial" w:hAnsi="Arial"/>
+              </w:rPr>
+              <w:t xml:space="preserve">Year B</w:t>
+            </w:r>
+          </w:p>
         </w:tc>
         <w:tc>
           <w:tcPr>
@@ -4784,6 +4896,20 @@
               <w:t xml:space="preserve">MA3-RQF-02</w:t>
             </w:r>
           </w:p>
+          <w:p>
+            <w:pPr>
+              <w:spacing w:before="20" w:after="0"/>
+            </w:pPr>
+            <w:r>
+              <w:rPr>
+                <w:color w:val="444444"/>
+                <w:sz w:val="13"/>
+                <w:szCs w:val="13"/>
+                <w:rFonts w:ascii="Arial" w:cs="Arial" w:eastAsia="Arial" w:hAnsi="Arial"/>
+              </w:rPr>
+              <w:t xml:space="preserve">Year B</w:t>
+            </w:r>
+          </w:p>
         </w:tc>
         <w:tc>
           <w:tcPr>
@@ -5013,6 +5139,20 @@
               <w:t xml:space="preserve">MA3-CHAN-01</w:t>
             </w:r>
           </w:p>
+          <w:p>
+            <w:pPr>
+              <w:spacing w:before="20" w:after="0"/>
+            </w:pPr>
+            <w:r>
+              <w:rPr>
+                <w:color w:val="444444"/>
+                <w:sz w:val="13"/>
+                <w:szCs w:val="13"/>
+                <w:rFonts w:ascii="Arial" w:cs="Arial" w:eastAsia="Arial" w:hAnsi="Arial"/>
+              </w:rPr>
+              <w:t xml:space="preserve">Year B</w:t>
+            </w:r>
+          </w:p>
         </w:tc>
         <w:tc>
           <w:tcPr>
@@ -5242,6 +5382,20 @@
               <w:t xml:space="preserve">MA4-FRC-C-01</w:t>
             </w:r>
           </w:p>
+          <w:p>
+            <w:pPr>
+              <w:spacing w:before="20" w:after="0"/>
+            </w:pPr>
+            <w:r>
+              <w:rPr>
+                <w:color w:val="444444"/>
+                <w:sz w:val="13"/>
+                <w:szCs w:val="13"/>
+                <w:rFonts w:ascii="Arial" w:cs="Arial" w:eastAsia="Arial" w:hAnsi="Arial"/>
+              </w:rPr>
+              <w:t xml:space="preserve">Stage 4 (group A)</w:t>
+            </w:r>
+          </w:p>
         </w:tc>
         <w:tc>
           <w:tcPr>
@@ -5471,6 +5625,20 @@
               <w:t xml:space="preserve">MA4-FRC-C-01</w:t>
             </w:r>
           </w:p>
+          <w:p>
+            <w:pPr>
+              <w:spacing w:before="20" w:after="0"/>
+            </w:pPr>
+            <w:r>
+              <w:rPr>
+                <w:color w:val="444444"/>
+                <w:sz w:val="13"/>
+                <w:szCs w:val="13"/>
+                <w:rFonts w:ascii="Arial" w:cs="Arial" w:eastAsia="Arial" w:hAnsi="Arial"/>
+              </w:rPr>
+              <w:t xml:space="preserve">Stage 4 (group A)</w:t>
+            </w:r>
+          </w:p>
         </w:tc>
         <w:tc>
           <w:tcPr>
@@ -5698,6 +5866,20 @@
                 <w:rFonts w:ascii="Arial" w:cs="Arial" w:eastAsia="Arial" w:hAnsi="Arial"/>
               </w:rPr>
               <w:t xml:space="preserve">MA4-PRO-C-01</w:t>
+            </w:r>
+          </w:p>
+          <w:p>
+            <w:pPr>
+              <w:spacing w:before="20" w:after="0"/>
+            </w:pPr>
+            <w:r>
+              <w:rPr>
+                <w:color w:val="444444"/>
+                <w:sz w:val="13"/>
+                <w:szCs w:val="13"/>
+                <w:rFonts w:ascii="Arial" w:cs="Arial" w:eastAsia="Arial" w:hAnsi="Arial"/>
+              </w:rPr>
+              <w:t xml:space="preserve">Stage 4 (group A)</w:t>
             </w:r>
           </w:p>
         </w:tc>
@@ -19869,7 +20051,7 @@
             <w:pPr>
               <w:spacing w:before="0" w:after="0"/>
             </w:pPr>
-            <w:hyperlink w:history="1" r:id="rIdmekl5d88681spcy7fgma2">
+            <w:hyperlink w:history="1" r:id="rIdip3-bxs6rtgql7evclono">
               <w:r>
                 <w:rPr>
                   <w:u w:val="single"/>
@@ -19986,7 +20168,7 @@
             <w:pPr>
               <w:spacing w:before="0" w:after="0"/>
             </w:pPr>
-            <w:hyperlink w:history="1" r:id="rIddv3qdukdmhuyrxr9k4jtq">
+            <w:hyperlink w:history="1" r:id="rId0skyz3mcmglww86mrbfrq">
               <w:r>
                 <w:rPr>
                   <w:u w:val="single"/>
@@ -20103,7 +20285,7 @@
             <w:pPr>
               <w:spacing w:before="0" w:after="0"/>
             </w:pPr>
-            <w:hyperlink w:history="1" r:id="rIdbnwirv5b58psln6esqgdz">
+            <w:hyperlink w:history="1" r:id="rIdnlzxm5q8vmr1gooy4cour">
               <w:r>
                 <w:rPr>
                   <w:u w:val="single"/>
@@ -20260,7 +20442,7 @@
             <w:pPr>
               <w:spacing w:before="0" w:after="0"/>
             </w:pPr>
-            <w:hyperlink w:history="1" r:id="rIdbi64cq2xwsj_rstkxgoiw">
+            <w:hyperlink w:history="1" r:id="rIdt_-rzgs0ucxromgc7rclf">
               <w:r>
                 <w:rPr>
                   <w:u w:val="single"/>
@@ -20377,7 +20559,7 @@
             <w:pPr>
               <w:spacing w:before="0" w:after="0"/>
             </w:pPr>
-            <w:hyperlink w:history="1" r:id="rIdet33e251ukh4pvtsvgj-u">
+            <w:hyperlink w:history="1" r:id="rIdoa8t5ygmzuzwspb-778vd">
               <w:r>
                 <w:rPr>
                   <w:u w:val="single"/>
@@ -20494,7 +20676,7 @@
             <w:pPr>
               <w:spacing w:before="0" w:after="0"/>
             </w:pPr>
-            <w:hyperlink w:history="1" r:id="rIdss2notpogpcy-pwsbvhpm">
+            <w:hyperlink w:history="1" r:id="rIdh5d3y_egkhpltuzwctngc">
               <w:r>
                 <w:rPr>
                   <w:u w:val="single"/>
@@ -20651,7 +20833,7 @@
             <w:pPr>
               <w:spacing w:before="0" w:after="0"/>
             </w:pPr>
-            <w:hyperlink w:history="1" r:id="rIdtgldqya-19yffpxterann">
+            <w:hyperlink w:history="1" r:id="rIdjmm4prztz1oayrqpxzhvb">
               <w:r>
                 <w:rPr>
                   <w:u w:val="single"/>
@@ -20768,7 +20950,7 @@
             <w:pPr>
               <w:spacing w:before="0" w:after="0"/>
             </w:pPr>
-            <w:hyperlink w:history="1" r:id="rIdfpehbtejvczlryzktysbn">
+            <w:hyperlink w:history="1" r:id="rIdkguuzxa3a763ssgqglnai">
               <w:r>
                 <w:rPr>
                   <w:u w:val="single"/>
@@ -20885,7 +21067,7 @@
             <w:pPr>
               <w:spacing w:before="0" w:after="0"/>
             </w:pPr>
-            <w:hyperlink w:history="1" r:id="rId_709jwapcgmwckssuaw2a">
+            <w:hyperlink w:history="1" r:id="rIdm88wcnjh4g7__nmi_nein">
               <w:r>
                 <w:rPr>
                   <w:u w:val="single"/>
@@ -21042,7 +21224,7 @@
             <w:pPr>
               <w:spacing w:before="0" w:after="0"/>
             </w:pPr>
-            <w:hyperlink w:history="1" r:id="rIddqxwculpqyjp9rndgg8nk">
+            <w:hyperlink w:history="1" r:id="rIdiqtgwa0qi5kbvtgma4y1j">
               <w:r>
                 <w:rPr>
                   <w:u w:val="single"/>
@@ -21159,7 +21341,7 @@
             <w:pPr>
               <w:spacing w:before="0" w:after="0"/>
             </w:pPr>
-            <w:hyperlink w:history="1" r:id="rIdkx0pfuehjyeurewcnbqo5">
+            <w:hyperlink w:history="1" r:id="rIdoxiw9_xk1grmo2i-d4wjs">
               <w:r>
                 <w:rPr>
                   <w:u w:val="single"/>
@@ -21276,7 +21458,7 @@
             <w:pPr>
               <w:spacing w:before="0" w:after="0"/>
             </w:pPr>
-            <w:hyperlink w:history="1" r:id="rIdrjlj7joeulp7fq07czk8f">
+            <w:hyperlink w:history="1" r:id="rIdlscwtryzgxtbrsw4pxppt">
               <w:r>
                 <w:rPr>
                   <w:u w:val="single"/>
@@ -21433,7 +21615,7 @@
             <w:pPr>
               <w:spacing w:before="0" w:after="0"/>
             </w:pPr>
-            <w:hyperlink w:history="1" r:id="rIdudokaoatcfd_3qqrrmtfe">
+            <w:hyperlink w:history="1" r:id="rIdupddaycoaq5vvdpo9lfiw">
               <w:r>
                 <w:rPr>
                   <w:u w:val="single"/>
@@ -21550,7 +21732,7 @@
             <w:pPr>
               <w:spacing w:before="0" w:after="0"/>
             </w:pPr>
-            <w:hyperlink w:history="1" r:id="rIdriucidomgrd7hh744gbx4">
+            <w:hyperlink w:history="1" r:id="rId1kv7jlwdflfbcnrphmdvi">
               <w:r>
                 <w:rPr>
                   <w:u w:val="single"/>
@@ -21667,7 +21849,7 @@
             <w:pPr>
               <w:spacing w:before="0" w:after="0"/>
             </w:pPr>
-            <w:hyperlink w:history="1" r:id="rIddjr04wx3dlinw7esojs9g">
+            <w:hyperlink w:history="1" r:id="rId8cr6b3bj6-dh8st5_g2bm">
               <w:r>
                 <w:rPr>
                   <w:u w:val="single"/>
@@ -21824,7 +22006,7 @@
             <w:pPr>
               <w:spacing w:before="0" w:after="0"/>
             </w:pPr>
-            <w:hyperlink w:history="1" r:id="rIdmnmq1c-cwledumuusaf2v">
+            <w:hyperlink w:history="1" r:id="rIduaagedgb5w3_hvw1r0ucr">
               <w:r>
                 <w:rPr>
                   <w:u w:val="single"/>
@@ -21941,7 +22123,7 @@
             <w:pPr>
               <w:spacing w:before="0" w:after="0"/>
             </w:pPr>
-            <w:hyperlink w:history="1" r:id="rId9s5nx1hga9kh9zpx6eiv9">
+            <w:hyperlink w:history="1" r:id="rIdy3efpjoqxjincrikdjdc2">
               <w:r>
                 <w:rPr>
                   <w:u w:val="single"/>
@@ -22058,7 +22240,7 @@
             <w:pPr>
               <w:spacing w:before="0" w:after="0"/>
             </w:pPr>
-            <w:hyperlink w:history="1" r:id="rIdxlei9bs24qmc3onngchzw">
+            <w:hyperlink w:history="1" r:id="rIdgwsy6fu3xmiihcya0rp_n">
               <w:r>
                 <w:rPr>
                   <w:u w:val="single"/>
@@ -22215,7 +22397,7 @@
             <w:pPr>
               <w:spacing w:before="0" w:after="0"/>
             </w:pPr>
-            <w:hyperlink w:history="1" r:id="rIdar56qkarflvhtcyfqp-dc">
+            <w:hyperlink w:history="1" r:id="rIdi40z08vlrtuflflwils_m">
               <w:r>
                 <w:rPr>
                   <w:u w:val="single"/>
@@ -22332,7 +22514,7 @@
             <w:pPr>
               <w:spacing w:before="0" w:after="0"/>
             </w:pPr>
-            <w:hyperlink w:history="1" r:id="rIdbdc42l8xfcpuiwp6blnlm">
+            <w:hyperlink w:history="1" r:id="rIdj6nj-vksmgtenuvtxu71j">
               <w:r>
                 <w:rPr>
                   <w:u w:val="single"/>
@@ -22449,7 +22631,7 @@
             <w:pPr>
               <w:spacing w:before="0" w:after="0"/>
             </w:pPr>
-            <w:hyperlink w:history="1" r:id="rIdlp187vfeolviensoahk3n">
+            <w:hyperlink w:history="1" r:id="rIdq2isqje18fcvmvt60d2jr">
               <w:r>
                 <w:rPr>
                   <w:u w:val="single"/>
@@ -22606,7 +22788,7 @@
             <w:pPr>
               <w:spacing w:before="0" w:after="0"/>
             </w:pPr>
-            <w:hyperlink w:history="1" r:id="rIdzi54rz_mcy9p2sz99gg24">
+            <w:hyperlink w:history="1" r:id="rIddpnth4rdxh00_hxllk4bx">
               <w:r>
                 <w:rPr>
                   <w:u w:val="single"/>
@@ -22723,7 +22905,7 @@
             <w:pPr>
               <w:spacing w:before="0" w:after="0"/>
             </w:pPr>
-            <w:hyperlink w:history="1" r:id="rId3sdh9vwd-jp9k-pn9qhl0">
+            <w:hyperlink w:history="1" r:id="rId96ujkbn6pjn8-gsqu1q3n">
               <w:r>
                 <w:rPr>
                   <w:u w:val="single"/>
@@ -22840,7 +23022,7 @@
             <w:pPr>
               <w:spacing w:before="0" w:after="0"/>
             </w:pPr>
-            <w:hyperlink w:history="1" r:id="rId7ezyxgkdnaiiffdo0kjaj">
+            <w:hyperlink w:history="1" r:id="rId35fcdtzrn8g84mf4o2ppe">
               <w:r>
                 <w:rPr>
                   <w:u w:val="single"/>
@@ -22997,7 +23179,7 @@
             <w:pPr>
               <w:spacing w:before="0" w:after="0"/>
             </w:pPr>
-            <w:hyperlink w:history="1" r:id="rIdxzfyxlseggfd8vlgdo5sq">
+            <w:hyperlink w:history="1" r:id="rId9immeiosftj6fck2rkxto">
               <w:r>
                 <w:rPr>
                   <w:u w:val="single"/>
@@ -23114,7 +23296,7 @@
             <w:pPr>
               <w:spacing w:before="0" w:after="0"/>
             </w:pPr>
-            <w:hyperlink w:history="1" r:id="rId20gci0eqsndtqjdr5z5es">
+            <w:hyperlink w:history="1" r:id="rIdvaecxo81oe2tza3twqemr">
               <w:r>
                 <w:rPr>
                   <w:u w:val="single"/>
@@ -23231,7 +23413,7 @@
             <w:pPr>
               <w:spacing w:before="0" w:after="0"/>
             </w:pPr>
-            <w:hyperlink w:history="1" r:id="rIdxzkveslxtjmaggoognvgj">
+            <w:hyperlink w:history="1" r:id="rIdrrf3thqbzfnwyan-jmvzi">
               <w:r>
                 <w:rPr>
                   <w:u w:val="single"/>
@@ -23388,7 +23570,7 @@
             <w:pPr>
               <w:spacing w:before="0" w:after="0"/>
             </w:pPr>
-            <w:hyperlink w:history="1" r:id="rIdbv2rr3lieqifaeuwlzfdw">
+            <w:hyperlink w:history="1" r:id="rIdihrts53mnuxcn4nd-wt3f">
               <w:r>
                 <w:rPr>
                   <w:u w:val="single"/>
@@ -23505,7 +23687,7 @@
             <w:pPr>
               <w:spacing w:before="0" w:after="0"/>
             </w:pPr>
-            <w:hyperlink w:history="1" r:id="rIddelunwsxnafy7rnckcjsk">
+            <w:hyperlink w:history="1" r:id="rIdvorgjepzqh88ftnwx9gch">
               <w:r>
                 <w:rPr>
                   <w:u w:val="single"/>
@@ -23622,7 +23804,7 @@
             <w:pPr>
               <w:spacing w:before="0" w:after="0"/>
             </w:pPr>
-            <w:hyperlink w:history="1" r:id="rIdlc7lbiascdqe9ml_brxa5">
+            <w:hyperlink w:history="1" r:id="rIdzfi2fviczkg5t9ve5lmsj">
               <w:r>
                 <w:rPr>
                   <w:u w:val="single"/>
@@ -23779,7 +23961,7 @@
             <w:pPr>
               <w:spacing w:before="0" w:after="0"/>
             </w:pPr>
-            <w:hyperlink w:history="1" r:id="rId6qkzkthjmmia5r86sgpbg">
+            <w:hyperlink w:history="1" r:id="rIds3sl_8qlf4txspefsy7-_">
               <w:r>
                 <w:rPr>
                   <w:u w:val="single"/>
@@ -23896,7 +24078,7 @@
             <w:pPr>
               <w:spacing w:before="0" w:after="0"/>
             </w:pPr>
-            <w:hyperlink w:history="1" r:id="rIduh6ndmjm765et6los0a6m">
+            <w:hyperlink w:history="1" r:id="rIdaqhi6ohq1jjt2-korq7il">
               <w:r>
                 <w:rPr>
                   <w:u w:val="single"/>
@@ -24013,7 +24195,7 @@
             <w:pPr>
               <w:spacing w:before="0" w:after="0"/>
             </w:pPr>
-            <w:hyperlink w:history="1" r:id="rIdod5zqt6eyzsizc2wongcy">
+            <w:hyperlink w:history="1" r:id="rIdto_541xuys4wpfj0ytgt9">
               <w:r>
                 <w:rPr>
                   <w:u w:val="single"/>
@@ -24170,7 +24352,7 @@
             <w:pPr>
               <w:spacing w:before="0" w:after="0"/>
             </w:pPr>
-            <w:hyperlink w:history="1" r:id="rIdukeezugcwjmdwvamzqw9l">
+            <w:hyperlink w:history="1" r:id="rId23ncqq_fyilnptwyibf2a">
               <w:r>
                 <w:rPr>
                   <w:u w:val="single"/>
@@ -24287,7 +24469,7 @@
             <w:pPr>
               <w:spacing w:before="0" w:after="0"/>
             </w:pPr>
-            <w:hyperlink w:history="1" r:id="rIdhnhhruvityzhdswd9uzsz">
+            <w:hyperlink w:history="1" r:id="rIdcsmcmkro-f7rvtrb2py1x">
               <w:r>
                 <w:rPr>
                   <w:u w:val="single"/>
@@ -24404,7 +24586,7 @@
             <w:pPr>
               <w:spacing w:before="0" w:after="0"/>
             </w:pPr>
-            <w:hyperlink w:history="1" r:id="rId-in5oyhnvch8bneqx1som">
+            <w:hyperlink w:history="1" r:id="rId2207utgu2hse1ttdtvqsz">
               <w:r>
                 <w:rPr>
                   <w:u w:val="single"/>
@@ -24561,7 +24743,7 @@
             <w:pPr>
               <w:spacing w:before="0" w:after="0"/>
             </w:pPr>
-            <w:hyperlink w:history="1" r:id="rId7vqs-t5fgckjwy-zlknno">
+            <w:hyperlink w:history="1" r:id="rIdk2osqg00v4jcw5u6yrqto">
               <w:r>
                 <w:rPr>
                   <w:u w:val="single"/>
@@ -24678,7 +24860,7 @@
             <w:pPr>
               <w:spacing w:before="0" w:after="0"/>
             </w:pPr>
-            <w:hyperlink w:history="1" r:id="rIdnoj1uzmaabqitvqnlhpvz">
+            <w:hyperlink w:history="1" r:id="rIdjplyqyk8auik-a2l0mw36">
               <w:r>
                 <w:rPr>
                   <w:u w:val="single"/>
@@ -24795,7 +24977,7 @@
             <w:pPr>
               <w:spacing w:before="0" w:after="0"/>
             </w:pPr>
-            <w:hyperlink w:history="1" r:id="rIdud2uu12qfrd9pcx6ywrsp">
+            <w:hyperlink w:history="1" r:id="rId2owbtut4g04zrc0s-jyba">
               <w:r>
                 <w:rPr>
                   <w:u w:val="single"/>
@@ -24952,7 +25134,7 @@
             <w:pPr>
               <w:spacing w:before="0" w:after="0"/>
             </w:pPr>
-            <w:hyperlink w:history="1" r:id="rIdzpirsm4wr8psi-ny1cwlx">
+            <w:hyperlink w:history="1" r:id="rIdwvmpuwksptphfnirrwgc4">
               <w:r>
                 <w:rPr>
                   <w:u w:val="single"/>
@@ -25069,7 +25251,7 @@
             <w:pPr>
               <w:spacing w:before="0" w:after="0"/>
             </w:pPr>
-            <w:hyperlink w:history="1" r:id="rIdagrltjfjojgrtbrledcsh">
+            <w:hyperlink w:history="1" r:id="rIdmvk5pl0b_abikhjrizggl">
               <w:r>
                 <w:rPr>
                   <w:u w:val="single"/>
@@ -25186,7 +25368,7 @@
             <w:pPr>
               <w:spacing w:before="0" w:after="0"/>
             </w:pPr>
-            <w:hyperlink w:history="1" r:id="rId45piauswu2ghj7hedoz0a">
+            <w:hyperlink w:history="1" r:id="rIdkonhn6ptvcsqr8z2d4m_x">
               <w:r>
                 <w:rPr>
                   <w:u w:val="single"/>
@@ -25303,7 +25485,7 @@
             <w:pPr>
               <w:spacing w:before="0" w:after="0"/>
             </w:pPr>
-            <w:hyperlink w:history="1" r:id="rIdcl6bawppypdwdizcghurg">
+            <w:hyperlink w:history="1" r:id="rIdd2zyp03qwpk1ccwitorh0">
               <w:r>
                 <w:rPr>
                   <w:u w:val="single"/>
@@ -25420,7 +25602,7 @@
             <w:pPr>
               <w:spacing w:before="0" w:after="0"/>
             </w:pPr>
-            <w:hyperlink w:history="1" r:id="rIdit5ab5k1f0ctmbhqqbbsj">
+            <w:hyperlink w:history="1" r:id="rIdasqc6275ku-uxdf1raqxn">
               <w:r>
                 <w:rPr>
                   <w:u w:val="single"/>
@@ -25537,7 +25719,7 @@
             <w:pPr>
               <w:spacing w:before="0" w:after="0"/>
             </w:pPr>
-            <w:hyperlink w:history="1" r:id="rIdbaiwkniwmu2rjs9k8kqio">
+            <w:hyperlink w:history="1" r:id="rIdpczv7-xr5bmtzekdn_w8s">
               <w:r>
                 <w:rPr>
                   <w:u w:val="single"/>
@@ -25654,7 +25836,7 @@
             <w:pPr>
               <w:spacing w:before="0" w:after="0"/>
             </w:pPr>
-            <w:hyperlink w:history="1" r:id="rIdfctb6q_afpwzut4qwozpw">
+            <w:hyperlink w:history="1" r:id="rIdhviapgrgi7n-him3_25z8">
               <w:r>
                 <w:rPr>
                   <w:u w:val="single"/>
@@ -25771,7 +25953,7 @@
             <w:pPr>
               <w:spacing w:before="0" w:after="0"/>
             </w:pPr>
-            <w:hyperlink w:history="1" r:id="rId8wa6pl1gwe-dmyr79cxyc">
+            <w:hyperlink w:history="1" r:id="rId9kfyis4xotnkgg-eu9y2e">
               <w:r>
                 <w:rPr>
                   <w:u w:val="single"/>
@@ -25888,7 +26070,7 @@
             <w:pPr>
               <w:spacing w:before="0" w:after="0"/>
             </w:pPr>
-            <w:hyperlink w:history="1" r:id="rIdazt_ko9tqig47e0cgfgjw">
+            <w:hyperlink w:history="1" r:id="rId-j_vtjdxwuavb6ukrvqiu">
               <w:r>
                 <w:rPr>
                   <w:u w:val="single"/>
@@ -25963,7 +26145,7 @@
         </w:rPr>
         <w:t xml:space="preserve">Corbettmaths — Fractions (PDF)  --  </w:t>
       </w:r>
-      <w:hyperlink w:history="1" r:id="rIdymjalfyv52-hyhbtrol0j">
+      <w:hyperlink w:history="1" r:id="rIdpafq8yrtszu5h0siwh7r_">
         <w:r>
           <w:rPr>
             <w:u w:val="single"/>
@@ -25997,7 +26179,7 @@
         </w:rPr>
         <w:t xml:space="preserve">Corbettmaths — Fractions, Decimals, Percentages (PDF)  --  </w:t>
       </w:r>
-      <w:hyperlink w:history="1" r:id="rIdrweepwp_mv_tgarjjvdb4">
+      <w:hyperlink w:history="1" r:id="rId5xecoydn7yg7_5u9mu5qa">
         <w:r>
           <w:rPr>
             <w:u w:val="single"/>
@@ -26031,7 +26213,7 @@
         </w:rPr>
         <w:t xml:space="preserve">Corbettmaths — Fractions of Amounts (PDF)  --  </w:t>
       </w:r>
-      <w:hyperlink w:history="1" r:id="rId2b5xnc2i14zeymjuycwy4">
+      <w:hyperlink w:history="1" r:id="rIdtcrs-siiwufeym6jwfgd-">
         <w:r>
           <w:rPr>
             <w:u w:val="single"/>
@@ -26065,7 +26247,7 @@
         </w:rPr>
         <w:t xml:space="preserve">Corbettmaths — Equivalent Fractions (PDF)  --  </w:t>
       </w:r>
-      <w:hyperlink w:history="1" r:id="rIdubzry3oauhjhc6j5axbzq">
+      <w:hyperlink w:history="1" r:id="rId_kookb5ky6lhyuzfbwkzz">
         <w:r>
           <w:rPr>
             <w:u w:val="single"/>
@@ -26099,7 +26281,7 @@
         </w:rPr>
         <w:t xml:space="preserve">Corbettmaths — Ordering Fractions (PDF)  --  </w:t>
       </w:r>
-      <w:hyperlink w:history="1" r:id="rIdq-ny6imy4jnznyrkfj4xd">
+      <w:hyperlink w:history="1" r:id="rIdztingdhhma8wv8p8otkgo">
         <w:r>
           <w:rPr>
             <w:u w:val="single"/>
@@ -26133,7 +26315,7 @@
         </w:rPr>
         <w:t xml:space="preserve">Corbettmaths — Adding Fractions: Same Denominators (PDF)  --  </w:t>
       </w:r>
-      <w:hyperlink w:history="1" r:id="rIdhgrof6xjjrmyfvskz17dp">
+      <w:hyperlink w:history="1" r:id="rIdrib8owzul3_sdp94klxye">
         <w:r>
           <w:rPr>
             <w:u w:val="single"/>
@@ -26167,7 +26349,7 @@
         </w:rPr>
         <w:t xml:space="preserve">Corbettmaths — Probability (PDF)  --  </w:t>
       </w:r>
-      <w:hyperlink w:history="1" r:id="rIddd00nqf86qphlxoxcrrf4">
+      <w:hyperlink w:history="1" r:id="rIdcwaqwxdtenscnyyyvuvqd">
         <w:r>
           <w:rPr>
             <w:u w:val="single"/>
@@ -26201,7 +26383,7 @@
         </w:rPr>
         <w:t xml:space="preserve">Corbettmaths — Adding Fractions (Different Denominators) (PDF)  --  </w:t>
       </w:r>
-      <w:hyperlink w:history="1" r:id="rId726vw-slo1tngu4jeomno">
+      <w:hyperlink w:history="1" r:id="rIdiigaeyg5h5hjc72_q5vhc">
         <w:r>
           <w:rPr>
             <w:u w:val="single"/>
@@ -26235,7 +26417,7 @@
         </w:rPr>
         <w:t xml:space="preserve">Corbettmaths — Multiplying Fractions (PDF)  --  </w:t>
       </w:r>
-      <w:hyperlink w:history="1" r:id="rIdg8zgqvs7_o0npl3twkwca">
+      <w:hyperlink w:history="1" r:id="rIdpkf1srlfzfirkrcb9dvg2">
         <w:r>
           <w:rPr>
             <w:u w:val="single"/>
